--- a/pr-preview/pr-401/chapters/teaching-tracked-changes.docx
+++ b/pr-preview/pr-401/chapters/teaching-tracked-changes.docx
@@ -16,7 +16,7 @@
       </w:pPr>
       <w:del w:id="1" w:author="PR Preview" w:date="2026-01-01T00:00:00Z">
         <w:r>
-          <w:delText xml:space="preserve">Last modified: 2026-10-28 15:25:37 (PDT)</w:delText>
+          <w:delText xml:space="preserve">Last modified: 2026-10-28 16:02:11 (PDT)</w:delText>
         </w:r>
       </w:del>
     </w:p>
@@ -26,7 +26,7 @@
       </w:pPr>
       <w:ins w:id="2" w:author="PR Preview" w:date="2026-01-01T00:00:00Z">
         <w:r>
-          <w:t xml:space="preserve">Last modified: 2026-10-28 15:42:04 (PDT)</w:t>
+          <w:t xml:space="preserve">Last modified: 2026-10-28 16:05:55 (PDT)</w:t>
         </w:r>
       </w:ins>
     </w:p>
@@ -184,7 +184,7 @@
         <w:t xml:space="preserve">This chapter adds the rules that apply to teaching materials in particular.</w:t>
       </w:r>
     </w:p>
-    <w:bookmarkStart w:id="13" w:name="X54d80540a68b433948113395869433e0fc9698c"/>
+    <w:bookmarkStart w:id="15" w:name="X54d80540a68b433948113395869433e0fc9698c"/>
     <w:p>
       <w:pPr>
         <w:pStyle w:val="Heading2"/>
@@ -485,7 +485,7 @@
       </w:ins>
       <w:ins w:id="14" w:author="PR Preview" w:date="2026-01-01T00:00:00Z">
         <w:r>
-          <w:t xml:space="preserve">has the same slug,</w:t>
+          <w:t xml:space="preserve">takes its slug from that exercise (see the slug rule below),</w:t>
         </w:r>
       </w:ins>
       <w:ins w:id="15" w:author="PR Preview" w:date="2026-01-01T00:00:00Z">
@@ -600,7 +600,7 @@
       </w:ins>
       <w:ins w:id="37" w:author="PR Preview" w:date="2026-01-01T00:00:00Z">
         <w:r>
-          <w:t xml:space="preserve">The gha check</w:t>
+          <w:t xml:space="preserve">The</w:t>
         </w:r>
       </w:ins>
       <w:ins w:id="38" w:author="PR Preview" w:date="2026-01-01T00:00:00Z">
@@ -623,9 +623,59 @@
       </w:ins>
       <w:ins w:id="41" w:author="PR Preview" w:date="2026-01-01T00:00:00Z">
         <w:r>
-          <w:t xml:space="preserve">enforces this.</w:t>
+          <w:t xml:space="preserve">workflow in</w:t>
         </w:r>
       </w:ins>
+      <w:ins w:id="42" w:author="PR Preview" w:date="2026-01-01T00:00:00Z">
+        <w:r>
+          <w:t xml:space="preserve"> </w:t>
+        </w:r>
+      </w:ins>
+      <w:hyperlink r:id="rId12">
+        <w:ins w:id="43" w:author="PR Preview" w:date="2026-01-01T00:00:00Z">
+          <w:r>
+            <w:rPr>
+              <w:rStyle w:val="VerbatimChar"/>
+            </w:rPr>
+            <w:t xml:space="preserve">gha</w:t>
+          </w:r>
+        </w:ins>
+      </w:hyperlink>
+      <w:ins w:id="44" w:author="PR Preview" w:date="2026-01-01T00:00:00Z">
+        <w:r>
+          <w:t xml:space="preserve"> </w:t>
+        </w:r>
+      </w:ins>
+      <w:ins w:id="45" w:author="PR Preview" w:date="2026-01-01T00:00:00Z">
+        <w:r>
+          <w:t xml:space="preserve">enforces this</w:t>
+        </w:r>
+      </w:ins>
+      <w:ins w:id="46" w:author="PR Preview" w:date="2026-01-01T00:00:00Z">
+        <w:r>
+          <w:t xml:space="preserve"> </w:t>
+        </w:r>
+      </w:ins>
+      <w:ins w:id="47" w:author="PR Preview" w:date="2026-01-01T00:00:00Z">
+        <w:r>
+          <w:t xml:space="preserve">(</w:t>
+        </w:r>
+      </w:ins>
+      <w:hyperlink r:id="rId13">
+        <w:ins w:id="48" w:author="PR Preview" w:date="2026-01-01T00:00:00Z">
+          <w:r>
+            <w:rPr>
+              <w:rStyle w:val="Hyperlink"/>
+            </w:rPr>
+            <w:t xml:space="preserve">gha#1290</w:t>
+          </w:r>
+        </w:ins>
+      </w:hyperlink>
+      <w:ins w:id="49" w:author="PR Preview" w:date="2026-01-01T00:00:00Z">
+        <w:r>
+          <w:t xml:space="preserve">).</w:t>
+        </w:r>
+      </w:ins>
     </w:p>
     <w:p>
       <w:pPr>
@@ -801,7 +851,7 @@
         <w:t xml:space="preserve">not in italic text.</w:t>
       </w:r>
     </w:p>
-    <w:bookmarkStart w:id="12" w:name="exm-exercise-before-definition"/>
+    <w:bookmarkStart w:id="14" w:name="exm-exercise-before-definition"/>
     <w:p>
       <w:pPr>
         <w:pStyle w:val="FirstParagraph"/>
@@ -958,9 +1008,9 @@
         <w:t xml:space="preserve">before they see the formal definition.</w:t>
       </w:r>
     </w:p>
-    <w:bookmarkEnd w:id="12"/>
-    <w:bookmarkEnd w:id="13"/>
-    <w:bookmarkStart w:id="18" w:name="Xb68f5757ebba706c680e7c5ed557ac14973d7af"/>
+    <w:bookmarkEnd w:id="14"/>
+    <w:bookmarkEnd w:id="15"/>
+    <w:bookmarkStart w:id="20" w:name="Xb68f5757ebba706c680e7c5ed557ac14973d7af"/>
     <w:p>
       <w:pPr>
         <w:pStyle w:val="Heading2"/>
@@ -1023,7 +1073,7 @@
       <w:r>
         <w:t xml:space="preserve"> </w:t>
       </w:r>
-      <w:hyperlink r:id="rId14">
+      <w:hyperlink r:id="rId16">
         <w:r>
           <w:rPr>
             <w:rStyle w:val="Hyperlink"/>
@@ -1103,7 +1153,7 @@
       <w:r>
         <w:t xml:space="preserve"> </w:t>
       </w:r>
-      <w:hyperlink r:id="rId15">
+      <w:hyperlink r:id="rId17">
         <w:r>
           <w:rPr>
             <w:rStyle w:val="Hyperlink"/>
@@ -1129,7 +1179,7 @@
       <w:r>
         <w:t xml:space="preserve"> </w:t>
       </w:r>
-      <w:hyperlink r:id="rId16">
+      <w:hyperlink r:id="rId18">
         <w:r>
           <w:rPr>
             <w:rStyle w:val="Hyperlink"/>
@@ -1220,7 +1270,7 @@
         <w:t xml:space="preserve">When a unit still looks long, ask what could be named and moved out.</w:t>
       </w:r>
     </w:p>
-    <w:bookmarkStart w:id="17" w:name="exm-atomic-units"/>
+    <w:bookmarkStart w:id="19" w:name="exm-atomic-units"/>
     <w:p>
       <w:pPr>
         <w:pStyle w:val="BodyText"/>
@@ -1269,9 +1319,9 @@
         <w:t xml:space="preserve">and each piece fits on a slide.</w:t>
       </w:r>
     </w:p>
-    <w:bookmarkEnd w:id="17"/>
-    <w:bookmarkEnd w:id="18"/>
-    <w:bookmarkStart w:id="20" w:name="say-what-a-yes-or-no-answer-means"/>
+    <w:bookmarkEnd w:id="19"/>
+    <w:bookmarkEnd w:id="20"/>
+    <w:bookmarkStart w:id="22" w:name="say-what-a-yes-or-no-answer-means"/>
     <w:p>
       <w:pPr>
         <w:pStyle w:val="Heading2"/>
@@ -1372,7 +1422,7 @@
         <w:t xml:space="preserve">The rule covers solutions, worked examples and any other answer to a question.</w:t>
       </w:r>
     </w:p>
-    <w:bookmarkStart w:id="19" w:name="exm-yes-no-conclusion"/>
+    <w:bookmarkStart w:id="21" w:name="exm-yes-no-conclusion"/>
     <w:p>
       <w:pPr>
         <w:pStyle w:val="BodyText"/>
@@ -1455,9 +1505,9 @@
         <w:t xml:space="preserve">so the reasons that follow support a claim the reader has already seen.</w:t>
       </w:r>
     </w:p>
-    <w:bookmarkEnd w:id="19"/>
-    <w:bookmarkEnd w:id="20"/>
-    <w:bookmarkStart w:id="21" w:name="Xcb2ea076bd2bdcde187ea355befd37150b69b89"/>
+    <w:bookmarkEnd w:id="21"/>
+    <w:bookmarkEnd w:id="22"/>
+    <w:bookmarkStart w:id="23" w:name="Xcb2ea076bd2bdcde187ea355befd37150b69b89"/>
     <w:p>
       <w:pPr>
         <w:pStyle w:val="Heading2"/>
@@ -1510,8 +1560,8 @@
         <w:t xml:space="preserve">No automated check enforces this rule, because a script cannot tell how many questions a prompt asks.</w:t>
       </w:r>
     </w:p>
-    <w:bookmarkEnd w:id="21"/>
-    <w:bookmarkStart w:id="24" w:name="give-each-defined-term-its-own-div"/>
+    <w:bookmarkEnd w:id="23"/>
+    <w:bookmarkStart w:id="26" w:name="give-each-defined-term-its-own-div"/>
     <w:p>
       <w:pPr>
         <w:pStyle w:val="Heading2"/>
@@ -1524,7 +1574,7 @@
       <w:pPr>
         <w:pStyle w:val="FirstParagraph"/>
       </w:pPr>
-      <w:hyperlink r:id="rId22">
+      <w:hyperlink r:id="rId24">
         <w:r>
           <w:rPr>
             <w:rStyle w:val="Hyperlink"/>
@@ -1775,7 +1825,7 @@
       <w:r>
         <w:t xml:space="preserve"> </w:t>
       </w:r>
-      <w:hyperlink r:id="rId23">
+      <w:hyperlink r:id="rId25">
         <w:r>
           <w:rPr>
             <w:rStyle w:val="Hyperlink"/>
@@ -1942,8 +1992,8 @@
         <w:t xml:space="preserve">and also the points where the derivative does not exist.</w:t>
       </w:r>
     </w:p>
-    <w:bookmarkEnd w:id="24"/>
-    <w:bookmarkStart w:id="25" w:name="state-the-notation-and-its-alternatives"/>
+    <w:bookmarkEnd w:id="26"/>
+    <w:bookmarkStart w:id="27" w:name="state-the-notation-and-its-alternatives"/>
     <w:p>
       <w:pPr>
         <w:pStyle w:val="Heading2"/>
@@ -2041,8 +2091,8 @@
         <w:t xml:space="preserve">to make the choice explicit.</w:t>
       </w:r>
     </w:p>
-    <w:bookmarkEnd w:id="25"/>
-    <w:bookmarkStart w:id="27" w:name="Xac7e4ead54b12ccf6544491699a177b7d16fa22"/>
+    <w:bookmarkEnd w:id="27"/>
+    <w:bookmarkStart w:id="29" w:name="Xac7e4ead54b12ccf6544491699a177b7d16fa22"/>
     <w:p>
       <w:pPr>
         <w:pStyle w:val="Heading2"/>
@@ -2073,7 +2123,7 @@
       <w:r>
         <w:t xml:space="preserve"> </w:t>
       </w:r>
-      <w:hyperlink r:id="rId26">
+      <w:hyperlink r:id="rId28">
         <w:r>
           <w:rPr>
             <w:rStyle w:val="Hyperlink"/>
@@ -2319,8 +2369,8 @@
         <w:t xml:space="preserve">The conventional form still appears in the notes, as a named result.</w:t>
       </w:r>
     </w:p>
-    <w:bookmarkEnd w:id="27"/>
-    <w:bookmarkStart w:id="28" w:name="reuse-one-written-version-of-each-result"/>
+    <w:bookmarkEnd w:id="29"/>
+    <w:bookmarkStart w:id="30" w:name="reuse-one-written-version-of-each-result"/>
     <w:p>
       <w:pPr>
         <w:pStyle w:val="Heading2"/>
@@ -2361,8 +2411,8 @@
         <w:t xml:space="preserve">instead of keeping a second wording that can drift.</w:t>
       </w:r>
     </w:p>
-    <w:bookmarkEnd w:id="28"/>
-    <w:bookmarkStart w:id="30" w:name="use-real-data-and-compute-every-number"/>
+    <w:bookmarkEnd w:id="30"/>
+    <w:bookmarkStart w:id="32" w:name="use-real-data-and-compute-every-number"/>
     <w:p>
       <w:pPr>
         <w:pStyle w:val="Heading2"/>
@@ -2491,7 +2541,7 @@
         <w:t xml:space="preserve">A number typed into prose goes stale when the data or the code changes.</w:t>
       </w:r>
     </w:p>
-    <w:bookmarkStart w:id="29" w:name="exm-show-data-first"/>
+    <w:bookmarkStart w:id="31" w:name="exm-show-data-first"/>
     <w:p>
       <w:pPr>
         <w:pStyle w:val="FirstParagraph"/>
@@ -2564,9 +2614,9 @@
         <w:t xml:space="preserve">The ✅ version lets every later slide refer to something the reader has already seen.</w:t>
       </w:r>
     </w:p>
-    <w:bookmarkEnd w:id="29"/>
-    <w:bookmarkEnd w:id="30"/>
-    <w:bookmarkStart w:id="31" w:name="Xa214254a94aa6db868b5b9577007bf4e27699b1"/>
+    <w:bookmarkEnd w:id="31"/>
+    <w:bookmarkEnd w:id="32"/>
+    <w:bookmarkStart w:id="33" w:name="Xa214254a94aa6db868b5b9577007bf4e27699b1"/>
     <w:p>
       <w:pPr>
         <w:pStyle w:val="Heading2"/>
@@ -2597,7 +2647,7 @@
       <w:r>
         <w:t xml:space="preserve"> </w:t>
       </w:r>
-      <w:hyperlink r:id="rId16">
+      <w:hyperlink r:id="rId18">
         <w:r>
           <w:rPr>
             <w:rStyle w:val="Hyperlink"/>
@@ -2705,8 +2755,8 @@
         <w:t xml:space="preserve">A short list that no other page reads can stay as prose.</w:t>
       </w:r>
     </w:p>
-    <w:bookmarkEnd w:id="31"/>
-    <w:bookmarkStart w:id="37" w:name="show-each-idea-applied-and-in-a-figure"/>
+    <w:bookmarkEnd w:id="33"/>
+    <w:bookmarkStart w:id="38" w:name="show-each-idea-applied-and-in-a-figure"/>
     <w:p>
       <w:pPr>
         <w:pStyle w:val="Heading2"/>
@@ -2849,7 +2899,7 @@
       <w:r>
         <w:t xml:space="preserve"> </w:t>
       </w:r>
-      <w:hyperlink r:id="rId32">
+      <w:hyperlink r:id="rId34">
         <w:r>
           <w:rPr>
             <w:rStyle w:val="Hyperlink"/>
@@ -2995,7 +3045,7 @@
       <w:r>
         <w:t xml:space="preserve"> </w:t>
       </w:r>
-      <w:hyperlink r:id="rId33">
+      <w:hyperlink r:id="rId12">
         <w:r>
           <w:rPr>
             <w:rStyle w:val="VerbatimChar"/>
@@ -3030,7 +3080,7 @@
       <w:r>
         <w:t xml:space="preserve">(</w:t>
       </w:r>
-      <w:hyperlink r:id="rId34">
+      <w:hyperlink r:id="rId35">
         <w:r>
           <w:rPr>
             <w:rStyle w:val="Hyperlink"/>
@@ -3240,7 +3290,7 @@
       <w:r>
         <w:t xml:space="preserve"> </w:t>
       </w:r>
-      <w:hyperlink r:id="rId33">
+      <w:hyperlink r:id="rId12">
         <w:r>
           <w:rPr>
             <w:rStyle w:val="VerbatimChar"/>
@@ -3287,7 +3337,7 @@
       <w:r>
         <w:t xml:space="preserve">(</w:t>
       </w:r>
-      <w:hyperlink r:id="rId35">
+      <w:hyperlink r:id="rId36">
         <w:r>
           <w:rPr>
             <w:rStyle w:val="Hyperlink"/>
@@ -3385,7 +3435,7 @@
       <w:r>
         <w:t xml:space="preserve"> </w:t>
       </w:r>
-      <w:hyperlink r:id="rId36">
+      <w:hyperlink r:id="rId37">
         <w:r>
           <w:rPr>
             <w:rStyle w:val="Hyperlink"/>
@@ -3412,8 +3462,8 @@
         <w:t xml:space="preserve">Make each figure follow the accessibility rules below.</w:t>
       </w:r>
     </w:p>
-    <w:bookmarkEnd w:id="37"/>
-    <w:bookmarkStart w:id="39" w:name="X7f95f8ec3b796fc99108c37bb45d62741b824c4"/>
+    <w:bookmarkEnd w:id="38"/>
+    <w:bookmarkStart w:id="40" w:name="X7f95f8ec3b796fc99108c37bb45d62741b824c4"/>
     <w:p>
       <w:pPr>
         <w:pStyle w:val="Heading2"/>
@@ -3606,7 +3656,7 @@
       <w:r>
         <w:t xml:space="preserve"> </w:t>
       </w:r>
-      <w:hyperlink r:id="rId22">
+      <w:hyperlink r:id="rId24">
         <w:r>
           <w:rPr>
             <w:rStyle w:val="Hyperlink"/>
@@ -3651,7 +3701,7 @@
         <w:t xml:space="preserve">Give the practice exercise its own slug and follow the numbering and slide-break rules above.</w:t>
       </w:r>
     </w:p>
-    <w:bookmarkStart w:id="38" w:name="exm-practice-after-example"/>
+    <w:bookmarkStart w:id="39" w:name="exm-practice-after-example"/>
     <w:p>
       <w:pPr>
         <w:pStyle w:val="FirstParagraph"/>
@@ -3807,9 +3857,9 @@
         <w:t xml:space="preserve">).</w:t>
       </w:r>
     </w:p>
-    <w:bookmarkEnd w:id="38"/>
     <w:bookmarkEnd w:id="39"/>
-    <w:bookmarkStart w:id="43" w:name="Xf27331f4c36c8d578e5fa29a37312484cc3343a"/>
+    <w:bookmarkEnd w:id="40"/>
+    <w:bookmarkStart w:id="44" w:name="Xf27331f4c36c8d578e5fa29a37312484cc3343a"/>
     <w:p>
       <w:pPr>
         <w:pStyle w:val="Heading2"/>
@@ -3927,7 +3977,7 @@
       <w:r>
         <w:t xml:space="preserve"> </w:t>
       </w:r>
-      <w:hyperlink r:id="rId40">
+      <w:hyperlink r:id="rId41">
         <w:r>
           <w:rPr>
             <w:rStyle w:val="Hyperlink"/>
@@ -3953,7 +4003,7 @@
       <w:r>
         <w:t xml:space="preserve"> </w:t>
       </w:r>
-      <w:hyperlink r:id="rId41">
+      <w:hyperlink r:id="rId42">
         <w:r>
           <w:rPr>
             <w:rStyle w:val="Hyperlink"/>
@@ -4021,7 +4071,7 @@
       <w:r>
         <w:t xml:space="preserve"> </w:t>
       </w:r>
-      <w:hyperlink r:id="rId42">
+      <w:hyperlink r:id="rId43">
         <w:r>
           <w:rPr>
             <w:rStyle w:val="Hyperlink"/>
@@ -4192,8 +4242,8 @@
         <w:t xml:space="preserve">so setup steps must work on a shared or hosted machine.</w:t>
       </w:r>
     </w:p>
-    <w:bookmarkEnd w:id="43"/>
-    <w:bookmarkStart w:id="44" w:name="Xf53ecb3398b87b82ffd1a126dd02e87a65bb694"/>
+    <w:bookmarkEnd w:id="44"/>
+    <w:bookmarkStart w:id="45" w:name="Xf53ecb3398b87b82ffd1a126dd02e87a65bb694"/>
     <w:p>
       <w:pPr>
         <w:pStyle w:val="Heading2"/>
@@ -4461,8 +4511,8 @@
         <w:t xml:space="preserve">End each such call with a semicolon, or assign its value.</w:t>
       </w:r>
     </w:p>
-    <w:bookmarkEnd w:id="44"/>
-    <w:bookmarkStart w:id="53" w:name="present-r-results-with-modern-packages"/>
+    <w:bookmarkEnd w:id="45"/>
+    <w:bookmarkStart w:id="54" w:name="present-r-results-with-modern-packages"/>
     <w:p>
       <w:pPr>
         <w:pStyle w:val="Heading2"/>
@@ -4547,7 +4597,7 @@
       <w:r>
         <w:t xml:space="preserve"> </w:t>
       </w:r>
-      <w:hyperlink r:id="rId45">
+      <w:hyperlink r:id="rId46">
         <w:r>
           <w:rPr>
             <w:rStyle w:val="Hyperlink"/>
@@ -4579,7 +4629,7 @@
       <w:r>
         <w:t xml:space="preserve"> </w:t>
       </w:r>
-      <w:hyperlink r:id="rId46">
+      <w:hyperlink r:id="rId47">
         <w:r>
           <w:rPr>
             <w:rStyle w:val="Hyperlink"/>
@@ -4653,7 +4703,7 @@
       <w:r>
         <w:t xml:space="preserve"> </w:t>
       </w:r>
-      <w:hyperlink r:id="rId47">
+      <w:hyperlink r:id="rId48">
         <w:r>
           <w:rPr>
             <w:rStyle w:val="Hyperlink"/>
@@ -4724,7 +4774,7 @@
       <w:r>
         <w:t xml:space="preserve"> </w:t>
       </w:r>
-      <w:hyperlink r:id="rId48">
+      <w:hyperlink r:id="rId49">
         <w:r>
           <w:rPr>
             <w:rStyle w:val="Hyperlink"/>
@@ -4741,7 +4791,7 @@
       <w:r>
         <w:t xml:space="preserve"> </w:t>
       </w:r>
-      <w:hyperlink r:id="rId49">
+      <w:hyperlink r:id="rId50">
         <w:r>
           <w:rPr>
             <w:rStyle w:val="Hyperlink"/>
@@ -4764,7 +4814,7 @@
       <w:r>
         <w:t xml:space="preserve"> </w:t>
       </w:r>
-      <w:hyperlink r:id="rId50">
+      <w:hyperlink r:id="rId51">
         <w:r>
           <w:rPr>
             <w:rStyle w:val="Hyperlink"/>
@@ -4820,7 +4870,7 @@
       <w:r>
         <w:t xml:space="preserve"> </w:t>
       </w:r>
-      <w:hyperlink r:id="rId51">
+      <w:hyperlink r:id="rId52">
         <w:r>
           <w:rPr>
             <w:rStyle w:val="Hyperlink"/>
@@ -4858,7 +4908,7 @@
       <w:r>
         <w:t xml:space="preserve"> </w:t>
       </w:r>
-      <w:hyperlink r:id="rId52">
+      <w:hyperlink r:id="rId53">
         <w:r>
           <w:rPr>
             <w:rStyle w:val="Hyperlink"/>
@@ -4873,8 +4923,8 @@
         <w:t xml:space="preserve">notes show the style.</w:t>
       </w:r>
     </w:p>
-    <w:bookmarkEnd w:id="53"/>
-    <w:bookmarkStart w:id="57" w:name="manipulate-data-with-dplyr-not-base-r"/>
+    <w:bookmarkEnd w:id="54"/>
+    <w:bookmarkStart w:id="58" w:name="manipulate-data-with-dplyr-not-base-r"/>
     <w:p>
       <w:pPr>
         <w:pStyle w:val="Heading2"/>
@@ -4911,7 +4961,7 @@
       <w:r>
         <w:t xml:space="preserve"> </w:t>
       </w:r>
-      <w:hyperlink r:id="rId54">
+      <w:hyperlink r:id="rId55">
         <w:r>
           <w:rPr>
             <w:rStyle w:val="Hyperlink"/>
@@ -5069,7 +5119,7 @@
       <w:r>
         <w:t xml:space="preserve"> </w:t>
       </w:r>
-      <w:hyperlink r:id="rId55">
+      <w:hyperlink r:id="rId56">
         <w:r>
           <w:rPr>
             <w:rStyle w:val="Hyperlink"/>
@@ -5161,7 +5211,7 @@
       <w:r>
         <w:t xml:space="preserve"> </w:t>
       </w:r>
-      <w:hyperlink r:id="rId56">
+      <w:hyperlink r:id="rId57">
         <w:r>
           <w:rPr>
             <w:rStyle w:val="Hyperlink"/>
@@ -5353,8 +5403,8 @@
         <w:t xml:space="preserve">The rule is about selecting, filtering and building data frames.</w:t>
       </w:r>
     </w:p>
-    <w:bookmarkEnd w:id="57"/>
-    <w:bookmarkStart w:id="59" w:name="X2bc6121e3a2f39a37d8a6591d77df16bd22bd0b"/>
+    <w:bookmarkEnd w:id="58"/>
+    <w:bookmarkStart w:id="60" w:name="X2bc6121e3a2f39a37d8a6591d77df16bd22bd0b"/>
     <w:p>
       <w:pPr>
         <w:pStyle w:val="Heading2"/>
@@ -5447,7 +5497,7 @@
       <w:r>
         <w:t xml:space="preserve"> </w:t>
       </w:r>
-      <w:hyperlink r:id="rId58">
+      <w:hyperlink r:id="rId59">
         <w:r>
           <w:rPr>
             <w:rStyle w:val="Hyperlink"/>
@@ -5624,8 +5674,8 @@
         <w:t xml:space="preserve">directory it creates.</w:t>
       </w:r>
     </w:p>
-    <w:bookmarkEnd w:id="59"/>
-    <w:bookmarkStart w:id="60" w:name="X7c0de8eaf50a5b2644eabf66f1f9b734b8a4a71"/>
+    <w:bookmarkEnd w:id="60"/>
+    <w:bookmarkStart w:id="61" w:name="X7c0de8eaf50a5b2644eabf66f1f9b734b8a4a71"/>
     <w:p>
       <w:pPr>
         <w:pStyle w:val="Heading2"/>
@@ -5800,8 +5850,8 @@
         <w:t xml:space="preserve">such as a transformation, a modeling choice, a tuning value or a random seed.</w:t>
       </w:r>
     </w:p>
-    <w:bookmarkEnd w:id="60"/>
-    <w:bookmarkStart w:id="61" w:name="X94063c6448bea82c8f1e8d367c642bbe2eda89b"/>
+    <w:bookmarkEnd w:id="61"/>
+    <w:bookmarkStart w:id="62" w:name="X94063c6448bea82c8f1e8d367c642bbe2eda89b"/>
     <w:p>
       <w:pPr>
         <w:pStyle w:val="Heading2"/>
@@ -6041,8 +6091,8 @@
         <w:t xml:space="preserve">.</w:t>
       </w:r>
     </w:p>
-    <w:bookmarkEnd w:id="61"/>
-    <w:bookmarkStart w:id="62" w:name="Xffa5a3357c8672d830c88e1e58a0ef107550647"/>
+    <w:bookmarkEnd w:id="62"/>
+    <w:bookmarkStart w:id="63" w:name="Xffa5a3357c8672d830c88e1e58a0ef107550647"/>
     <w:p>
       <w:pPr>
         <w:pStyle w:val="Heading2"/>
@@ -6167,8 +6217,8 @@
         <w:t xml:space="preserve">A chapter introduces those where it defines them.</w:t>
       </w:r>
     </w:p>
-    <w:bookmarkEnd w:id="62"/>
-    <w:bookmarkStart w:id="63" w:name="make-figures-accessible"/>
+    <w:bookmarkEnd w:id="63"/>
+    <w:bookmarkStart w:id="64" w:name="make-figures-accessible"/>
     <w:p>
       <w:pPr>
         <w:pStyle w:val="Heading2"/>
@@ -6303,8 +6353,8 @@
         <w:t xml:space="preserve">(observed when rendering lecture notes to PDF).</w:t>
       </w:r>
     </w:p>
-    <w:bookmarkEnd w:id="63"/>
-    <w:bookmarkStart w:id="65" w:name="structure-slides-for-the-reader"/>
+    <w:bookmarkEnd w:id="64"/>
+    <w:bookmarkStart w:id="66" w:name="structure-slides-for-the-reader"/>
     <w:p>
       <w:pPr>
         <w:pStyle w:val="Heading2"/>
@@ -6363,7 +6413,7 @@
       <w:r>
         <w:t xml:space="preserve"> </w:t>
       </w:r>
-      <w:hyperlink r:id="rId64">
+      <w:hyperlink r:id="rId65">
         <w:r>
           <w:rPr>
             <w:rStyle w:val="Hyperlink"/>
@@ -6603,8 +6653,8 @@
         <w:t xml:space="preserve">Put a slide break after the heading and move the text onto content slides.</w:t>
       </w:r>
     </w:p>
-    <w:bookmarkEnd w:id="65"/>
-    <w:bookmarkStart w:id="67" w:name="X5f21f12cbfc4e3df5e838110af4e52db506fec1"/>
+    <w:bookmarkEnd w:id="66"/>
+    <w:bookmarkStart w:id="68" w:name="X5f21f12cbfc4e3df5e838110af4e52db506fec1"/>
     <w:p>
       <w:pPr>
         <w:pStyle w:val="Heading2"/>
@@ -6727,7 +6777,7 @@
       <w:r>
         <w:t xml:space="preserve"> </w:t>
       </w:r>
-      <w:hyperlink r:id="rId15">
+      <w:hyperlink r:id="rId17">
         <w:r>
           <w:rPr>
             <w:rStyle w:val="Hyperlink"/>
@@ -6747,7 +6797,7 @@
         <w:t xml:space="preserve">The same rule applies to every other reference table, such as a table of notation.</w:t>
       </w:r>
     </w:p>
-    <w:bookmarkStart w:id="66" w:name="exm-note-sheet-rows"/>
+    <w:bookmarkStart w:id="67" w:name="exm-note-sheet-rows"/>
     <w:p>
       <w:pPr>
         <w:pStyle w:val="BodyText"/>
@@ -6838,9 +6888,9 @@
         <w:t xml:space="preserve">The ✅ rows let the reader find one formula by one label.</w:t>
       </w:r>
     </w:p>
-    <w:bookmarkEnd w:id="66"/>
     <w:bookmarkEnd w:id="67"/>
-    <w:bookmarkStart w:id="68" w:name="talk-about-the-ideas-not-the-notes"/>
+    <w:bookmarkEnd w:id="68"/>
+    <w:bookmarkStart w:id="69" w:name="talk-about-the-ideas-not-the-notes"/>
     <w:p>
       <w:pPr>
         <w:pStyle w:val="Heading2"/>
@@ -6859,7 +6909,7 @@
       <w:r>
         <w:t xml:space="preserve"> </w:t>
       </w:r>
-      <w:hyperlink r:id="rId16">
+      <w:hyperlink r:id="rId18">
         <w:r>
           <w:rPr>
             <w:rStyle w:val="Hyperlink"/>
@@ -7029,8 +7079,8 @@
         <w:t xml:space="preserve">and it goes stale when the definition moves.</w:t>
       </w:r>
     </w:p>
-    <w:bookmarkEnd w:id="68"/>
-    <w:bookmarkStart w:id="70" w:name="write-grading-rubrics-as-checklists"/>
+    <w:bookmarkEnd w:id="69"/>
+    <w:bookmarkStart w:id="71" w:name="write-grading-rubrics-as-checklists"/>
     <w:p>
       <w:pPr>
         <w:pStyle w:val="Heading2"/>
@@ -7206,7 +7256,7 @@
         <w:t xml:space="preserve">such as a single holistic judgment of a proof’s rigor.</w:t>
       </w:r>
     </w:p>
-    <w:bookmarkStart w:id="69" w:name="exm-rubric-checklist"/>
+    <w:bookmarkStart w:id="70" w:name="exm-rubric-checklist"/>
     <w:p>
       <w:pPr>
         <w:pStyle w:val="FirstParagraph"/>
@@ -7459,9 +7509,9 @@
         <w:t xml:space="preserve">and lets a script check that the points sum to the total.</w:t>
       </w:r>
     </w:p>
-    <w:bookmarkEnd w:id="69"/>
     <w:bookmarkEnd w:id="70"/>
-    <w:bookmarkStart w:id="74" w:name="Xcb579568ef754486ebde8b41ba4528bdf380eec"/>
+    <w:bookmarkEnd w:id="71"/>
+    <w:bookmarkStart w:id="75" w:name="Xcb579568ef754486ebde8b41ba4528bdf380eec"/>
     <w:p>
       <w:pPr>
         <w:pStyle w:val="Heading2"/>
@@ -7520,7 +7570,7 @@
       <w:r>
         <w:t xml:space="preserve"> </w:t>
       </w:r>
-      <w:hyperlink r:id="rId71">
+      <w:hyperlink r:id="rId72">
         <w:r>
           <w:rPr>
             <w:rStyle w:val="Hyperlink"/>
@@ -7576,7 +7626,7 @@
       <w:r>
         <w:t xml:space="preserve"> </w:t>
       </w:r>
-      <w:hyperlink r:id="rId72">
+      <w:hyperlink r:id="rId73">
         <w:r>
           <w:rPr>
             <w:rStyle w:val="Hyperlink"/>
@@ -7605,7 +7655,7 @@
       <w:r>
         <w:t xml:space="preserve"> </w:t>
       </w:r>
-      <w:hyperlink r:id="rId73">
+      <w:hyperlink r:id="rId74">
         <w:r>
           <w:rPr>
             <w:rStyle w:val="Hyperlink"/>
@@ -7638,8 +7688,8 @@
         <w:t xml:space="preserve">because a bare citation key renders as the author list.</w:t>
       </w:r>
     </w:p>
-    <w:bookmarkEnd w:id="74"/>
-    <w:bookmarkStart w:id="83" w:name="rules-that-apply-to-all-writing"/>
+    <w:bookmarkEnd w:id="75"/>
+    <w:bookmarkStart w:id="84" w:name="rules-that-apply-to-all-writing"/>
     <w:p>
       <w:pPr>
         <w:pStyle w:val="Heading2"/>
@@ -7664,7 +7714,7 @@
           <w:numId w:val="1023"/>
         </w:numPr>
       </w:pPr>
-      <w:hyperlink r:id="rId75">
+      <w:hyperlink r:id="rId76">
         <w:r>
           <w:rPr>
             <w:rStyle w:val="Hyperlink"/>
@@ -7684,7 +7734,7 @@
           <w:numId w:val="1023"/>
         </w:numPr>
       </w:pPr>
-      <w:hyperlink r:id="rId76">
+      <w:hyperlink r:id="rId77">
         <w:r>
           <w:rPr>
             <w:rStyle w:val="Hyperlink"/>
@@ -7707,7 +7757,7 @@
           <w:numId w:val="1023"/>
         </w:numPr>
       </w:pPr>
-      <w:hyperlink r:id="rId77">
+      <w:hyperlink r:id="rId78">
         <w:r>
           <w:rPr>
             <w:rStyle w:val="Hyperlink"/>
@@ -7727,7 +7777,7 @@
           <w:numId w:val="1023"/>
         </w:numPr>
       </w:pPr>
-      <w:hyperlink r:id="rId78">
+      <w:hyperlink r:id="rId79">
         <w:r>
           <w:rPr>
             <w:rStyle w:val="Hyperlink"/>
@@ -7750,7 +7800,7 @@
           <w:numId w:val="1023"/>
         </w:numPr>
       </w:pPr>
-      <w:hyperlink r:id="rId79">
+      <w:hyperlink r:id="rId80">
         <w:r>
           <w:rPr>
             <w:rStyle w:val="Hyperlink"/>
@@ -7762,8 +7812,8 @@
         <w:t xml:space="preserve">.</w:t>
       </w:r>
     </w:p>
-    <w:bookmarkStart w:id="82" w:name="refs"/>
-    <w:bookmarkStart w:id="81" w:name="ref-freeman2014active"/>
+    <w:bookmarkStart w:id="83" w:name="refs"/>
+    <w:bookmarkStart w:id="82" w:name="ref-freeman2014active"/>
     <w:p>
       <w:pPr>
         <w:pStyle w:val="Bibliography"/>
@@ -7796,7 +7846,7 @@
       <w:r>
         <w:t xml:space="preserve"> </w:t>
       </w:r>
-      <w:hyperlink r:id="rId80">
+      <w:hyperlink r:id="rId81">
         <w:r>
           <w:rPr>
             <w:rStyle w:val="Hyperlink"/>
@@ -7808,9 +7858,9 @@
         <w:t xml:space="preserve">.</w:t>
       </w:r>
     </w:p>
-    <w:bookmarkEnd w:id="81"/>
     <w:bookmarkEnd w:id="82"/>
     <w:bookmarkEnd w:id="83"/>
+    <w:bookmarkEnd w:id="84"/>
     <w:sectPr>
       <w:footnotePr>
         <w:numRestart w:val="eachSect"/>
